--- a/output_receita_federal/ato_declaratorio_comum_pgfn/documents/ad_pgfn_6_20061116.docx
+++ b/output_receita_federal/ato_declaratorio_comum_pgfn/documents/ad_pgfn_6_20061116.docx
@@ -38,6 +38,14 @@
     <w:p>
       <w:r>
         <w:t>Nota SIJUT: Este ato teve sua data retificada no DOU de 20/11/2006, pág.12.</w:t>
+      </w:r>
+    </w:p>
+    <w:p>
+      <w:r>
+        <w:rPr>
+          <w:i/>
+        </w:rPr>
+        <w:t>[Vide o(a) Ato Declaratório PGFN nº 6, de 7 de novembro de 2006]</w:t>
       </w:r>
     </w:p>
     <w:sectPr>
